--- a/5 React.js/19 Full With SupaBase/10 Setting Up Supabase.docx
+++ b/5 React.js/19 Full With SupaBase/10 Setting Up Supabase.docx
@@ -69,18 +69,20 @@
           <w:b/>
           <w:bCs/>
           <w:color w:val="000000" w:themeColor="text1"/>
-          <w:sz w:val="33"/>
-          <w:szCs w:val="33"/>
+          <w:sz w:val="24"/>
+          <w:szCs w:val="24"/>
         </w:rPr>
       </w:pPr>
+      <w:bookmarkStart w:id="0" w:name="_GoBack"/>
       <w:proofErr w:type="spellStart"/>
       <w:r>
         <w:rPr>
           <w:rStyle w:val="s-u"/>
           <w:rFonts w:ascii="Courier New" w:hAnsi="Courier New" w:cs="Courier New"/>
+          <w:b/>
           <w:color w:val="000000" w:themeColor="text1"/>
-          <w:sz w:val="20"/>
-          <w:szCs w:val="20"/>
+          <w:sz w:val="24"/>
+          <w:szCs w:val="24"/>
         </w:rPr>
         <w:t>npm</w:t>
       </w:r>
@@ -89,9 +91,10 @@
         <w:rPr>
           <w:rStyle w:val="s-f"/>
           <w:rFonts w:ascii="Courier New" w:hAnsi="Courier New" w:cs="Courier New"/>
+          <w:b/>
           <w:color w:val="000000" w:themeColor="text1"/>
-          <w:sz w:val="20"/>
-          <w:szCs w:val="20"/>
+          <w:sz w:val="24"/>
+          <w:szCs w:val="24"/>
         </w:rPr>
         <w:t xml:space="preserve"> </w:t>
       </w:r>
@@ -99,9 +102,10 @@
         <w:rPr>
           <w:rStyle w:val="s-s"/>
           <w:rFonts w:ascii="Courier New" w:hAnsi="Courier New" w:cs="Courier New"/>
+          <w:b/>
           <w:color w:val="000000" w:themeColor="text1"/>
-          <w:sz w:val="20"/>
-          <w:szCs w:val="20"/>
+          <w:sz w:val="24"/>
+          <w:szCs w:val="24"/>
         </w:rPr>
         <w:t>install</w:t>
       </w:r>
@@ -109,9 +113,10 @@
         <w:rPr>
           <w:rStyle w:val="s-f"/>
           <w:rFonts w:ascii="Courier New" w:hAnsi="Courier New" w:cs="Courier New"/>
+          <w:b/>
           <w:color w:val="000000" w:themeColor="text1"/>
-          <w:sz w:val="20"/>
-          <w:szCs w:val="20"/>
+          <w:sz w:val="24"/>
+          <w:szCs w:val="24"/>
         </w:rPr>
         <w:t xml:space="preserve"> </w:t>
       </w:r>
@@ -119,9 +124,10 @@
         <w:rPr>
           <w:rStyle w:val="s-s"/>
           <w:rFonts w:ascii="Courier New" w:hAnsi="Courier New" w:cs="Courier New"/>
+          <w:b/>
           <w:color w:val="000000" w:themeColor="text1"/>
-          <w:sz w:val="20"/>
-          <w:szCs w:val="20"/>
+          <w:sz w:val="24"/>
+          <w:szCs w:val="24"/>
         </w:rPr>
         <w:t>@</w:t>
       </w:r>
@@ -130,9 +136,10 @@
         <w:rPr>
           <w:rStyle w:val="s-s"/>
           <w:rFonts w:ascii="Courier New" w:hAnsi="Courier New" w:cs="Courier New"/>
+          <w:b/>
           <w:color w:val="000000" w:themeColor="text1"/>
-          <w:sz w:val="20"/>
-          <w:szCs w:val="20"/>
+          <w:sz w:val="24"/>
+          <w:szCs w:val="24"/>
         </w:rPr>
         <w:t>supabase</w:t>
       </w:r>
@@ -141,9 +148,10 @@
         <w:rPr>
           <w:rStyle w:val="s-s"/>
           <w:rFonts w:ascii="Courier New" w:hAnsi="Courier New" w:cs="Courier New"/>
+          <w:b/>
           <w:color w:val="000000" w:themeColor="text1"/>
-          <w:sz w:val="20"/>
-          <w:szCs w:val="20"/>
+          <w:sz w:val="24"/>
+          <w:szCs w:val="24"/>
         </w:rPr>
         <w:t>/</w:t>
       </w:r>
@@ -152,14 +160,16 @@
         <w:rPr>
           <w:rStyle w:val="s-s"/>
           <w:rFonts w:ascii="Courier New" w:hAnsi="Courier New" w:cs="Courier New"/>
+          <w:b/>
           <w:color w:val="000000" w:themeColor="text1"/>
-          <w:sz w:val="20"/>
-          <w:szCs w:val="20"/>
+          <w:sz w:val="24"/>
+          <w:szCs w:val="24"/>
         </w:rPr>
         <w:t>supabase-js</w:t>
       </w:r>
       <w:proofErr w:type="spellEnd"/>
     </w:p>
+    <w:bookmarkEnd w:id="0"/>
     <w:p/>
     <w:p/>
     <w:p>
@@ -206,6 +216,7 @@
     </w:p>
     <w:p/>
     <w:p/>
+    <w:p/>
     <w:p>
       <w:proofErr w:type="spellStart"/>
       <w:r>
@@ -224,7 +235,6 @@
           <w:color w:val="000000"/>
         </w:rPr>
       </w:pPr>
-      <w:bookmarkStart w:id="0" w:name="_GoBack"/>
       <w:r>
         <w:rPr>
           <w:rFonts w:ascii="Consolas" w:hAnsi="Consolas" w:cs="Consolas"/>
@@ -240,7 +250,6 @@
         <w:t>Management</w:t>
       </w:r>
     </w:p>
-    <w:bookmarkEnd w:id="0"/>
     <w:p>
       <w:pPr>
         <w:pStyle w:val="Heading1"/>
